--- a/files/hop-dong-mua-ban-ta/sales-contract-10-wrong.docx
+++ b/files/hop-dong-mua-ban-ta/sales-contract-10-wrong.docx
@@ -271,7 +271,37 @@
           <w:vertAlign w:val="baseline"/>
           <w:rtl w:val="0"/>
         </w:rPr>
-        <w:t xml:space="preserve">“Seler”</w:t>
+        <w:t xml:space="preserve">“Sel</w:t>
+      </w:r>
+      <w:r>
+        <w:rPr>
+          <w:rFonts w:ascii="Times New Roman" w:cs="Times New Roman" w:eastAsia="Times New Roman" w:hAnsi="Times New Roman"/>
+          <w:b w:val="1"/>
+          <w:bCs w:val="1"/>
+          <w:sz w:val="24"/>
+          <w:szCs w:val="24"/>
+          <w:rtl w:val="0"/>
+        </w:rPr>
+        <w:t xml:space="preserve">le</w:t>
+      </w:r>
+      <w:r>
+        <w:rPr>
+          <w:rFonts w:ascii="Times New Roman" w:cs="Times New Roman" w:eastAsia="Times New Roman" w:hAnsi="Times New Roman"/>
+          <w:b w:val="1"/>
+          <w:bCs w:val="1"/>
+          <w:i w:val="0"/>
+          <w:iCs w:val="0"/>
+          <w:smallCaps w:val="0"/>
+          <w:strike w:val="0"/>
+          <w:color w:val="000000"/>
+          <w:sz w:val="24"/>
+          <w:szCs w:val="24"/>
+          <w:u w:val="none"/>
+          <w:shd w:fill="auto" w:val="clear"/>
+          <w:vertAlign w:val="baseline"/>
+          <w:rtl w:val="0"/>
+        </w:rPr>
+        <w:t xml:space="preserve">r”</w:t>
       </w:r>
       <w:r>
         <w:rPr>
@@ -877,7 +907,7 @@
                 <w:szCs w:val="24"/>
                 <w:rtl w:val="0"/>
               </w:rPr>
-              <w:t xml:space="preserve">-50</w:t>
+              <w:t xml:space="preserve">Fifty</w:t>
             </w:r>
           </w:p>
         </w:tc>
@@ -1270,7 +1300,7 @@
           <w:szCs w:val="24"/>
           <w:rtl w:val="0"/>
         </w:rPr>
-        <w:t xml:space="preserve">Custmer </w:t>
+        <w:t xml:space="preserve">Customer </w:t>
       </w:r>
       <w:r>
         <w:rPr>

--- a/files/hop-dong-mua-ban-ta/sales-contract-10-wrong.docx
+++ b/files/hop-dong-mua-ban-ta/sales-contract-10-wrong.docx
@@ -1765,7 +1765,7 @@
           <w:szCs w:val="24"/>
           <w:rtl w:val="0"/>
         </w:rPr>
-        <w:t xml:space="preserve">This Agreement may be terminated by either party or both Parties at any instant provided that the terminating party provides a written notice of termination days in advance.</w:t>
+        <w:t xml:space="preserve">This Agreement may be terminated by either party or both Parties at any instant provided that the terminating party provides a written notice of termination …. days in advance.</w:t>
       </w:r>
       <w:r>
         <w:rPr>
@@ -3272,7 +3272,7 @@
 
 <file path=customXML/item1.xml><?xml version="1.0" encoding="utf-8"?>
 <go:gDocsCustomXmlDataStorage xmlns:go="http://customooxmlschemas.google.com/" xmlns:r="http://schemas.openxmlformats.org/officeDocument/2006/relationships" uri="GoogleDocsCustomDataVersion2">
-  <go:docsCustomData xmlns:go="http://customooxmlschemas.google.com/" roundtripDataSignature="AMtx7mjeuNoFQ3BNMelLAzFkXnDmysGDeA==">CgMxLjA4AHIhMXNwaGprMnlLZEE2cTVSX0d2TXhhM3duRmFaX3FaMVNs</go:docsCustomData>
+  <go:docsCustomData xmlns:go="http://customooxmlschemas.google.com/" roundtripDataSignature="AMtx7miEjST+XYQypCAC1laizo5Wl/ywoA==">CgMxLjA4AHIhMWVBNDIwdS1lTHZIWHJlSlJMN2tla0JRYks4WFlPeWJW</go:docsCustomData>
 </go:gDocsCustomXmlDataStorage>
 </file>
 
